--- a/KURIKULUM2026_REVISI/DOCX/042_LAPORAN_AUDIT_KESELARASAN_KURIKULUM_DAN_BOUNDARY_OF_TOPICS.docx
+++ b/KURIKULUM2026_REVISI/DOCX/042_LAPORAN_AUDIT_KESELARASAN_KURIKULUM_DAN_BOUNDARY_OF_TOPICS.docx
@@ -53,9 +53,9 @@
       <w:r>
         <w:rPr>
           <w:color w:val="C8D2E1"/>
-          <w:sz w:val="16"/>
-        </w:rPr>
-        <w:t>_________________________________________________________________________________</w:t>
+          <w:sz w:val="14"/>
+        </w:rPr>
+        <w:t>———————————————————————————————————————————————————————————————————————————</w:t>
       </w:r>
     </w:p>
     <w:p>
@@ -338,9 +338,9 @@
       <w:r>
         <w:rPr>
           <w:color w:val="C8D2E1"/>
-          <w:sz w:val="16"/>
-        </w:rPr>
-        <w:t>_________________________________________________________________________________</w:t>
+          <w:sz w:val="14"/>
+        </w:rPr>
+        <w:t>———————————————————————————————————————————————————————————————————————————</w:t>
       </w:r>
     </w:p>
     <w:p>
@@ -426,6 +426,7 @@
       <w:tblPr>
         <w:tblW w:type="auto" w:w="0"/>
         <w:jc w:val="center"/>
+        <w:tblLayout w:type="fixed"/>
         <w:tblLook w:firstColumn="1" w:firstRow="1" w:lastColumn="0" w:lastRow="0" w:noHBand="0" w:noVBand="1" w:val="04A0"/>
         <w:tblBorders>
           <w:top w:val="single" w:sz="4" w:space="0" w:color="E2E8F0"/>
@@ -437,12 +438,12 @@
         </w:tblBorders>
       </w:tblPr>
       <w:tblGrid>
-        <w:gridCol w:w="9029"/>
+        <w:gridCol w:w="9605"/>
       </w:tblGrid>
       <w:tr>
         <w:tc>
           <w:tcPr>
-            <w:tcW w:type="dxa" w:w="9029"/>
+            <w:tcW w:type="dxa" w:w="9504"/>
             <w:shd w:fill="F8F9FA"/>
             <w:tcMar>
               <w:top w:w="100" w:type="dxa"/>
@@ -459,7 +460,7 @@
               <w:rPr>
                 <w:rFonts w:ascii="Consolas" w:hAnsi="Consolas"/>
                 <w:color w:val="282828"/>
-                <w:sz w:val="18"/>
+                <w:sz w:val="17"/>
               </w:rPr>
               <w:t>┌─────────────────────────────────────────────────────────────────────────────────────────────────┐</w:t>
               <w:br/>
@@ -1609,9 +1610,9 @@
       <w:r>
         <w:rPr>
           <w:color w:val="C8D2E1"/>
-          <w:sz w:val="16"/>
-        </w:rPr>
-        <w:t>_________________________________________________________________________________</w:t>
+          <w:sz w:val="14"/>
+        </w:rPr>
+        <w:t>———————————————————————————————————————————————————————————————————————————</w:t>
       </w:r>
     </w:p>
     <w:p>
@@ -1675,6 +1676,7 @@
       <w:tblPr>
         <w:tblW w:type="auto" w:w="0"/>
         <w:jc w:val="center"/>
+        <w:tblLayout w:type="fixed"/>
         <w:tblLook w:firstColumn="1" w:firstRow="1" w:lastColumn="0" w:lastRow="0" w:noHBand="0" w:noVBand="1" w:val="04A0"/>
         <w:tblBorders>
           <w:top w:val="single" w:sz="4" w:space="0" w:color="E2E8F0"/>
@@ -1686,12 +1688,12 @@
         </w:tblBorders>
       </w:tblPr>
       <w:tblGrid>
-        <w:gridCol w:w="9029"/>
+        <w:gridCol w:w="9605"/>
       </w:tblGrid>
       <w:tr>
         <w:tc>
           <w:tcPr>
-            <w:tcW w:type="dxa" w:w="9029"/>
+            <w:tcW w:type="dxa" w:w="9504"/>
             <w:shd w:fill="F8F9FA"/>
             <w:tcMar>
               <w:top w:w="100" w:type="dxa"/>
@@ -1708,7 +1710,7 @@
               <w:rPr>
                 <w:rFonts w:ascii="Consolas" w:hAnsi="Consolas"/>
                 <w:color w:val="282828"/>
-                <w:sz w:val="18"/>
+                <w:sz w:val="17"/>
               </w:rPr>
               <w:t>┌──────────────────────────────────────────────────────────────────────────────────────────────────┐</w:t>
               <w:br/>
@@ -1722,7 +1724,7 @@
               <w:br/>
               <w:t>│  5  │  STA-501  │ Decision Support Systems                        │  3  │  +P  │ STI-307         │</w:t>
               <w:br/>
-              <w:t>│  6  │  STA-601  │ Computational Methods and Numerics              │  3  │  +P  │ STI-102, STI-205│</w:t>
+              <w:t>│  6  │  STA-601  │ Rekayasa Big Data &amp; Komp. Terdistribusi         │  3  │  +P  │ FST-207, STI-415│</w:t>
               <w:br/>
               <w:t>│  6  │  STA-602  │ Intelligent Agent Systems                       │  3  │  +P  │ STI-307         │</w:t>
               <w:br/>
@@ -1856,9 +1858,9 @@
       <w:r>
         <w:rPr>
           <w:color w:val="C8D2E1"/>
-          <w:sz w:val="16"/>
-        </w:rPr>
-        <w:t>_________________________________________________________________________________</w:t>
+          <w:sz w:val="14"/>
+        </w:rPr>
+        <w:t>———————————————————————————————————————————————————————————————————————————</w:t>
       </w:r>
     </w:p>
     <w:p>
@@ -3198,9 +3200,9 @@
       <w:r>
         <w:rPr>
           <w:color w:val="C8D2E1"/>
-          <w:sz w:val="16"/>
-        </w:rPr>
-        <w:t>_________________________________________________________________________________</w:t>
+          <w:sz w:val="14"/>
+        </w:rPr>
+        <w:t>———————————————————————————————————————————————————————————————————————————</w:t>
       </w:r>
     </w:p>
     <w:p>
@@ -3247,11 +3249,11 @@
         </w:tblBorders>
       </w:tblPr>
       <w:tblGrid>
-        <w:gridCol w:w="1806"/>
-        <w:gridCol w:w="1806"/>
-        <w:gridCol w:w="1806"/>
-        <w:gridCol w:w="1806"/>
-        <w:gridCol w:w="1806"/>
+        <w:gridCol w:w="1921"/>
+        <w:gridCol w:w="1921"/>
+        <w:gridCol w:w="1921"/>
+        <w:gridCol w:w="1921"/>
+        <w:gridCol w:w="1921"/>
       </w:tblGrid>
       <w:tr>
         <w:trPr>
@@ -3261,7 +3263,7 @@
         </w:trPr>
         <w:tc>
           <w:tcPr>
-            <w:tcW w:type="dxa" w:w="1806"/>
+            <w:tcW w:type="dxa" w:w="1921"/>
             <w:vAlign w:val="center"/>
             <w:shd w:fill="1F3864"/>
             <w:tcMar>
@@ -3289,7 +3291,7 @@
         </w:tc>
         <w:tc>
           <w:tcPr>
-            <w:tcW w:type="dxa" w:w="1806"/>
+            <w:tcW w:type="dxa" w:w="1921"/>
             <w:vAlign w:val="center"/>
             <w:shd w:fill="1F3864"/>
             <w:tcMar>
@@ -3317,7 +3319,7 @@
         </w:tc>
         <w:tc>
           <w:tcPr>
-            <w:tcW w:type="dxa" w:w="1806"/>
+            <w:tcW w:type="dxa" w:w="1921"/>
             <w:vAlign w:val="center"/>
             <w:shd w:fill="1F3864"/>
             <w:tcMar>
@@ -3345,7 +3347,7 @@
         </w:tc>
         <w:tc>
           <w:tcPr>
-            <w:tcW w:type="dxa" w:w="1806"/>
+            <w:tcW w:type="dxa" w:w="1921"/>
             <w:vAlign w:val="center"/>
             <w:shd w:fill="1F3864"/>
             <w:tcMar>
@@ -3373,7 +3375,7 @@
         </w:tc>
         <w:tc>
           <w:tcPr>
-            <w:tcW w:type="dxa" w:w="1806"/>
+            <w:tcW w:type="dxa" w:w="1921"/>
             <w:vAlign w:val="center"/>
             <w:shd w:fill="1F3864"/>
             <w:tcMar>
@@ -3406,14 +3408,14 @@
         </w:trPr>
         <w:tc>
           <w:tcPr>
-            <w:tcW w:type="dxa" w:w="1806"/>
+            <w:tcW w:type="dxa" w:w="1921"/>
             <w:vAlign w:val="center"/>
             <w:shd w:fill="FFFFFF"/>
             <w:tcMar>
-              <w:top w:w="80" w:type="dxa"/>
-              <w:bottom w:w="80" w:type="dxa"/>
-              <w:left w:w="100" w:type="dxa"/>
-              <w:right w:w="100" w:type="dxa"/>
+              <w:top w:w="70" w:type="dxa"/>
+              <w:bottom w:w="70" w:type="dxa"/>
+              <w:left w:w="90" w:type="dxa"/>
+              <w:right w:w="90" w:type="dxa"/>
             </w:tcMar>
           </w:tcPr>
           <w:p>
@@ -3433,14 +3435,14 @@
         </w:tc>
         <w:tc>
           <w:tcPr>
-            <w:tcW w:type="dxa" w:w="1806"/>
+            <w:tcW w:type="dxa" w:w="1921"/>
             <w:vAlign w:val="center"/>
             <w:shd w:fill="FFFFFF"/>
             <w:tcMar>
-              <w:top w:w="80" w:type="dxa"/>
-              <w:bottom w:w="80" w:type="dxa"/>
-              <w:left w:w="100" w:type="dxa"/>
-              <w:right w:w="100" w:type="dxa"/>
+              <w:top w:w="70" w:type="dxa"/>
+              <w:bottom w:w="70" w:type="dxa"/>
+              <w:left w:w="90" w:type="dxa"/>
+              <w:right w:w="90" w:type="dxa"/>
             </w:tcMar>
           </w:tcPr>
           <w:p>
@@ -3460,14 +3462,14 @@
         </w:tc>
         <w:tc>
           <w:tcPr>
-            <w:tcW w:type="dxa" w:w="1806"/>
+            <w:tcW w:type="dxa" w:w="1921"/>
             <w:vAlign w:val="center"/>
             <w:shd w:fill="FFFFFF"/>
             <w:tcMar>
-              <w:top w:w="80" w:type="dxa"/>
-              <w:bottom w:w="80" w:type="dxa"/>
-              <w:left w:w="100" w:type="dxa"/>
-              <w:right w:w="100" w:type="dxa"/>
+              <w:top w:w="70" w:type="dxa"/>
+              <w:bottom w:w="70" w:type="dxa"/>
+              <w:left w:w="90" w:type="dxa"/>
+              <w:right w:w="90" w:type="dxa"/>
             </w:tcMar>
           </w:tcPr>
           <w:p>
@@ -3535,14 +3537,14 @@
         </w:tc>
         <w:tc>
           <w:tcPr>
-            <w:tcW w:type="dxa" w:w="1806"/>
+            <w:tcW w:type="dxa" w:w="1921"/>
             <w:vAlign w:val="center"/>
             <w:shd w:fill="FFFFFF"/>
             <w:tcMar>
-              <w:top w:w="80" w:type="dxa"/>
-              <w:bottom w:w="80" w:type="dxa"/>
-              <w:left w:w="100" w:type="dxa"/>
-              <w:right w:w="100" w:type="dxa"/>
+              <w:top w:w="70" w:type="dxa"/>
+              <w:bottom w:w="70" w:type="dxa"/>
+              <w:left w:w="90" w:type="dxa"/>
+              <w:right w:w="90" w:type="dxa"/>
             </w:tcMar>
           </w:tcPr>
           <w:p>
@@ -3594,14 +3596,14 @@
         </w:tc>
         <w:tc>
           <w:tcPr>
-            <w:tcW w:type="dxa" w:w="1806"/>
+            <w:tcW w:type="dxa" w:w="1921"/>
             <w:vAlign w:val="center"/>
             <w:shd w:fill="FFFFFF"/>
             <w:tcMar>
-              <w:top w:w="80" w:type="dxa"/>
-              <w:bottom w:w="80" w:type="dxa"/>
-              <w:left w:w="100" w:type="dxa"/>
-              <w:right w:w="100" w:type="dxa"/>
+              <w:top w:w="70" w:type="dxa"/>
+              <w:bottom w:w="70" w:type="dxa"/>
+              <w:left w:w="90" w:type="dxa"/>
+              <w:right w:w="90" w:type="dxa"/>
             </w:tcMar>
           </w:tcPr>
           <w:p>
@@ -3626,14 +3628,14 @@
         </w:trPr>
         <w:tc>
           <w:tcPr>
-            <w:tcW w:type="dxa" w:w="1806"/>
+            <w:tcW w:type="dxa" w:w="1921"/>
             <w:vAlign w:val="center"/>
             <w:shd w:fill="F2F5F9"/>
             <w:tcMar>
-              <w:top w:w="80" w:type="dxa"/>
-              <w:bottom w:w="80" w:type="dxa"/>
-              <w:left w:w="100" w:type="dxa"/>
-              <w:right w:w="100" w:type="dxa"/>
+              <w:top w:w="70" w:type="dxa"/>
+              <w:bottom w:w="70" w:type="dxa"/>
+              <w:left w:w="90" w:type="dxa"/>
+              <w:right w:w="90" w:type="dxa"/>
             </w:tcMar>
           </w:tcPr>
           <w:p>
@@ -3653,14 +3655,14 @@
         </w:tc>
         <w:tc>
           <w:tcPr>
-            <w:tcW w:type="dxa" w:w="1806"/>
+            <w:tcW w:type="dxa" w:w="1921"/>
             <w:vAlign w:val="center"/>
             <w:shd w:fill="F2F5F9"/>
             <w:tcMar>
-              <w:top w:w="80" w:type="dxa"/>
-              <w:bottom w:w="80" w:type="dxa"/>
-              <w:left w:w="100" w:type="dxa"/>
-              <w:right w:w="100" w:type="dxa"/>
+              <w:top w:w="70" w:type="dxa"/>
+              <w:bottom w:w="70" w:type="dxa"/>
+              <w:left w:w="90" w:type="dxa"/>
+              <w:right w:w="90" w:type="dxa"/>
             </w:tcMar>
           </w:tcPr>
           <w:p>
@@ -3680,14 +3682,14 @@
         </w:tc>
         <w:tc>
           <w:tcPr>
-            <w:tcW w:type="dxa" w:w="1806"/>
+            <w:tcW w:type="dxa" w:w="1921"/>
             <w:vAlign w:val="center"/>
             <w:shd w:fill="F2F5F9"/>
             <w:tcMar>
-              <w:top w:w="80" w:type="dxa"/>
-              <w:bottom w:w="80" w:type="dxa"/>
-              <w:left w:w="100" w:type="dxa"/>
-              <w:right w:w="100" w:type="dxa"/>
+              <w:top w:w="70" w:type="dxa"/>
+              <w:bottom w:w="70" w:type="dxa"/>
+              <w:left w:w="90" w:type="dxa"/>
+              <w:right w:w="90" w:type="dxa"/>
             </w:tcMar>
           </w:tcPr>
           <w:p>
@@ -3771,14 +3773,14 @@
         </w:tc>
         <w:tc>
           <w:tcPr>
-            <w:tcW w:type="dxa" w:w="1806"/>
+            <w:tcW w:type="dxa" w:w="1921"/>
             <w:vAlign w:val="center"/>
             <w:shd w:fill="F2F5F9"/>
             <w:tcMar>
-              <w:top w:w="80" w:type="dxa"/>
-              <w:bottom w:w="80" w:type="dxa"/>
-              <w:left w:w="100" w:type="dxa"/>
-              <w:right w:w="100" w:type="dxa"/>
+              <w:top w:w="70" w:type="dxa"/>
+              <w:bottom w:w="70" w:type="dxa"/>
+              <w:left w:w="90" w:type="dxa"/>
+              <w:right w:w="90" w:type="dxa"/>
             </w:tcMar>
           </w:tcPr>
           <w:p>
@@ -3878,14 +3880,14 @@
         </w:tc>
         <w:tc>
           <w:tcPr>
-            <w:tcW w:type="dxa" w:w="1806"/>
+            <w:tcW w:type="dxa" w:w="1921"/>
             <w:vAlign w:val="center"/>
             <w:shd w:fill="F2F5F9"/>
             <w:tcMar>
-              <w:top w:w="80" w:type="dxa"/>
-              <w:bottom w:w="80" w:type="dxa"/>
-              <w:left w:w="100" w:type="dxa"/>
-              <w:right w:w="100" w:type="dxa"/>
+              <w:top w:w="70" w:type="dxa"/>
+              <w:bottom w:w="70" w:type="dxa"/>
+              <w:left w:w="90" w:type="dxa"/>
+              <w:right w:w="90" w:type="dxa"/>
             </w:tcMar>
           </w:tcPr>
           <w:p>
@@ -3910,14 +3912,14 @@
         </w:trPr>
         <w:tc>
           <w:tcPr>
-            <w:tcW w:type="dxa" w:w="1806"/>
+            <w:tcW w:type="dxa" w:w="1921"/>
             <w:vAlign w:val="center"/>
             <w:shd w:fill="FFFFFF"/>
             <w:tcMar>
-              <w:top w:w="80" w:type="dxa"/>
-              <w:bottom w:w="80" w:type="dxa"/>
-              <w:left w:w="100" w:type="dxa"/>
-              <w:right w:w="100" w:type="dxa"/>
+              <w:top w:w="70" w:type="dxa"/>
+              <w:bottom w:w="70" w:type="dxa"/>
+              <w:left w:w="90" w:type="dxa"/>
+              <w:right w:w="90" w:type="dxa"/>
             </w:tcMar>
           </w:tcPr>
           <w:p>
@@ -3937,14 +3939,14 @@
         </w:tc>
         <w:tc>
           <w:tcPr>
-            <w:tcW w:type="dxa" w:w="1806"/>
+            <w:tcW w:type="dxa" w:w="1921"/>
             <w:vAlign w:val="center"/>
             <w:shd w:fill="FFFFFF"/>
             <w:tcMar>
-              <w:top w:w="80" w:type="dxa"/>
-              <w:bottom w:w="80" w:type="dxa"/>
-              <w:left w:w="100" w:type="dxa"/>
-              <w:right w:w="100" w:type="dxa"/>
+              <w:top w:w="70" w:type="dxa"/>
+              <w:bottom w:w="70" w:type="dxa"/>
+              <w:left w:w="90" w:type="dxa"/>
+              <w:right w:w="90" w:type="dxa"/>
             </w:tcMar>
           </w:tcPr>
           <w:p>
@@ -3964,14 +3966,14 @@
         </w:tc>
         <w:tc>
           <w:tcPr>
-            <w:tcW w:type="dxa" w:w="1806"/>
+            <w:tcW w:type="dxa" w:w="1921"/>
             <w:vAlign w:val="center"/>
             <w:shd w:fill="FFFFFF"/>
             <w:tcMar>
-              <w:top w:w="80" w:type="dxa"/>
-              <w:bottom w:w="80" w:type="dxa"/>
-              <w:left w:w="100" w:type="dxa"/>
-              <w:right w:w="100" w:type="dxa"/>
+              <w:top w:w="70" w:type="dxa"/>
+              <w:bottom w:w="70" w:type="dxa"/>
+              <w:left w:w="90" w:type="dxa"/>
+              <w:right w:w="90" w:type="dxa"/>
             </w:tcMar>
           </w:tcPr>
           <w:p>
@@ -4039,14 +4041,14 @@
         </w:tc>
         <w:tc>
           <w:tcPr>
-            <w:tcW w:type="dxa" w:w="1806"/>
+            <w:tcW w:type="dxa" w:w="1921"/>
             <w:vAlign w:val="center"/>
             <w:shd w:fill="FFFFFF"/>
             <w:tcMar>
-              <w:top w:w="80" w:type="dxa"/>
-              <w:bottom w:w="80" w:type="dxa"/>
-              <w:left w:w="100" w:type="dxa"/>
-              <w:right w:w="100" w:type="dxa"/>
+              <w:top w:w="70" w:type="dxa"/>
+              <w:bottom w:w="70" w:type="dxa"/>
+              <w:left w:w="90" w:type="dxa"/>
+              <w:right w:w="90" w:type="dxa"/>
             </w:tcMar>
           </w:tcPr>
           <w:p>
@@ -4162,14 +4164,14 @@
         </w:tc>
         <w:tc>
           <w:tcPr>
-            <w:tcW w:type="dxa" w:w="1806"/>
+            <w:tcW w:type="dxa" w:w="1921"/>
             <w:vAlign w:val="center"/>
             <w:shd w:fill="FFFFFF"/>
             <w:tcMar>
-              <w:top w:w="80" w:type="dxa"/>
-              <w:bottom w:w="80" w:type="dxa"/>
-              <w:left w:w="100" w:type="dxa"/>
-              <w:right w:w="100" w:type="dxa"/>
+              <w:top w:w="70" w:type="dxa"/>
+              <w:bottom w:w="70" w:type="dxa"/>
+              <w:left w:w="90" w:type="dxa"/>
+              <w:right w:w="90" w:type="dxa"/>
             </w:tcMar>
           </w:tcPr>
           <w:p>
@@ -4194,14 +4196,14 @@
         </w:trPr>
         <w:tc>
           <w:tcPr>
-            <w:tcW w:type="dxa" w:w="1806"/>
+            <w:tcW w:type="dxa" w:w="1921"/>
             <w:vAlign w:val="center"/>
             <w:shd w:fill="F2F5F9"/>
             <w:tcMar>
-              <w:top w:w="80" w:type="dxa"/>
-              <w:bottom w:w="80" w:type="dxa"/>
-              <w:left w:w="100" w:type="dxa"/>
-              <w:right w:w="100" w:type="dxa"/>
+              <w:top w:w="70" w:type="dxa"/>
+              <w:bottom w:w="70" w:type="dxa"/>
+              <w:left w:w="90" w:type="dxa"/>
+              <w:right w:w="90" w:type="dxa"/>
             </w:tcMar>
           </w:tcPr>
           <w:p>
@@ -4221,14 +4223,14 @@
         </w:tc>
         <w:tc>
           <w:tcPr>
-            <w:tcW w:type="dxa" w:w="1806"/>
+            <w:tcW w:type="dxa" w:w="1921"/>
             <w:vAlign w:val="center"/>
             <w:shd w:fill="F2F5F9"/>
             <w:tcMar>
-              <w:top w:w="80" w:type="dxa"/>
-              <w:bottom w:w="80" w:type="dxa"/>
-              <w:left w:w="100" w:type="dxa"/>
-              <w:right w:w="100" w:type="dxa"/>
+              <w:top w:w="70" w:type="dxa"/>
+              <w:bottom w:w="70" w:type="dxa"/>
+              <w:left w:w="90" w:type="dxa"/>
+              <w:right w:w="90" w:type="dxa"/>
             </w:tcMar>
           </w:tcPr>
           <w:p>
@@ -4248,14 +4250,14 @@
         </w:tc>
         <w:tc>
           <w:tcPr>
-            <w:tcW w:type="dxa" w:w="1806"/>
+            <w:tcW w:type="dxa" w:w="1921"/>
             <w:vAlign w:val="center"/>
             <w:shd w:fill="F2F5F9"/>
             <w:tcMar>
-              <w:top w:w="80" w:type="dxa"/>
-              <w:bottom w:w="80" w:type="dxa"/>
-              <w:left w:w="100" w:type="dxa"/>
-              <w:right w:w="100" w:type="dxa"/>
+              <w:top w:w="70" w:type="dxa"/>
+              <w:bottom w:w="70" w:type="dxa"/>
+              <w:left w:w="90" w:type="dxa"/>
+              <w:right w:w="90" w:type="dxa"/>
             </w:tcMar>
           </w:tcPr>
           <w:p>
@@ -4307,14 +4309,14 @@
         </w:tc>
         <w:tc>
           <w:tcPr>
-            <w:tcW w:type="dxa" w:w="1806"/>
+            <w:tcW w:type="dxa" w:w="1921"/>
             <w:vAlign w:val="center"/>
             <w:shd w:fill="F2F5F9"/>
             <w:tcMar>
-              <w:top w:w="80" w:type="dxa"/>
-              <w:bottom w:w="80" w:type="dxa"/>
-              <w:left w:w="100" w:type="dxa"/>
-              <w:right w:w="100" w:type="dxa"/>
+              <w:top w:w="70" w:type="dxa"/>
+              <w:bottom w:w="70" w:type="dxa"/>
+              <w:left w:w="90" w:type="dxa"/>
+              <w:right w:w="90" w:type="dxa"/>
             </w:tcMar>
           </w:tcPr>
           <w:p>
@@ -4430,14 +4432,14 @@
         </w:tc>
         <w:tc>
           <w:tcPr>
-            <w:tcW w:type="dxa" w:w="1806"/>
+            <w:tcW w:type="dxa" w:w="1921"/>
             <w:vAlign w:val="center"/>
             <w:shd w:fill="F2F5F9"/>
             <w:tcMar>
-              <w:top w:w="80" w:type="dxa"/>
-              <w:bottom w:w="80" w:type="dxa"/>
-              <w:left w:w="100" w:type="dxa"/>
-              <w:right w:w="100" w:type="dxa"/>
+              <w:top w:w="70" w:type="dxa"/>
+              <w:bottom w:w="70" w:type="dxa"/>
+              <w:left w:w="90" w:type="dxa"/>
+              <w:right w:w="90" w:type="dxa"/>
             </w:tcMar>
           </w:tcPr>
           <w:p>
@@ -4462,14 +4464,14 @@
         </w:trPr>
         <w:tc>
           <w:tcPr>
-            <w:tcW w:type="dxa" w:w="1806"/>
+            <w:tcW w:type="dxa" w:w="1921"/>
             <w:vAlign w:val="center"/>
             <w:shd w:fill="FFFFFF"/>
             <w:tcMar>
-              <w:top w:w="80" w:type="dxa"/>
-              <w:bottom w:w="80" w:type="dxa"/>
-              <w:left w:w="100" w:type="dxa"/>
-              <w:right w:w="100" w:type="dxa"/>
+              <w:top w:w="70" w:type="dxa"/>
+              <w:bottom w:w="70" w:type="dxa"/>
+              <w:left w:w="90" w:type="dxa"/>
+              <w:right w:w="90" w:type="dxa"/>
             </w:tcMar>
           </w:tcPr>
           <w:p>
@@ -4489,14 +4491,14 @@
         </w:tc>
         <w:tc>
           <w:tcPr>
-            <w:tcW w:type="dxa" w:w="1806"/>
+            <w:tcW w:type="dxa" w:w="1921"/>
             <w:vAlign w:val="center"/>
             <w:shd w:fill="FFFFFF"/>
             <w:tcMar>
-              <w:top w:w="80" w:type="dxa"/>
-              <w:bottom w:w="80" w:type="dxa"/>
-              <w:left w:w="100" w:type="dxa"/>
-              <w:right w:w="100" w:type="dxa"/>
+              <w:top w:w="70" w:type="dxa"/>
+              <w:bottom w:w="70" w:type="dxa"/>
+              <w:left w:w="90" w:type="dxa"/>
+              <w:right w:w="90" w:type="dxa"/>
             </w:tcMar>
           </w:tcPr>
           <w:p>
@@ -4516,14 +4518,14 @@
         </w:tc>
         <w:tc>
           <w:tcPr>
-            <w:tcW w:type="dxa" w:w="1806"/>
+            <w:tcW w:type="dxa" w:w="1921"/>
             <w:vAlign w:val="center"/>
             <w:shd w:fill="FFFFFF"/>
             <w:tcMar>
-              <w:top w:w="80" w:type="dxa"/>
-              <w:bottom w:w="80" w:type="dxa"/>
-              <w:left w:w="100" w:type="dxa"/>
-              <w:right w:w="100" w:type="dxa"/>
+              <w:top w:w="70" w:type="dxa"/>
+              <w:bottom w:w="70" w:type="dxa"/>
+              <w:left w:w="90" w:type="dxa"/>
+              <w:right w:w="90" w:type="dxa"/>
             </w:tcMar>
           </w:tcPr>
           <w:p>
@@ -4543,14 +4545,14 @@
         </w:tc>
         <w:tc>
           <w:tcPr>
-            <w:tcW w:type="dxa" w:w="1806"/>
+            <w:tcW w:type="dxa" w:w="1921"/>
             <w:vAlign w:val="center"/>
             <w:shd w:fill="FFFFFF"/>
             <w:tcMar>
-              <w:top w:w="80" w:type="dxa"/>
-              <w:bottom w:w="80" w:type="dxa"/>
-              <w:left w:w="100" w:type="dxa"/>
-              <w:right w:w="100" w:type="dxa"/>
+              <w:top w:w="70" w:type="dxa"/>
+              <w:bottom w:w="70" w:type="dxa"/>
+              <w:left w:w="90" w:type="dxa"/>
+              <w:right w:w="90" w:type="dxa"/>
             </w:tcMar>
           </w:tcPr>
           <w:p>
@@ -4570,14 +4572,14 @@
         </w:tc>
         <w:tc>
           <w:tcPr>
-            <w:tcW w:type="dxa" w:w="1806"/>
+            <w:tcW w:type="dxa" w:w="1921"/>
             <w:vAlign w:val="center"/>
             <w:shd w:fill="FFFFFF"/>
             <w:tcMar>
-              <w:top w:w="80" w:type="dxa"/>
-              <w:bottom w:w="80" w:type="dxa"/>
-              <w:left w:w="100" w:type="dxa"/>
-              <w:right w:w="100" w:type="dxa"/>
+              <w:top w:w="70" w:type="dxa"/>
+              <w:bottom w:w="70" w:type="dxa"/>
+              <w:left w:w="90" w:type="dxa"/>
+              <w:right w:w="90" w:type="dxa"/>
             </w:tcMar>
           </w:tcPr>
           <w:p>
@@ -4599,7 +4601,7 @@
     </w:tbl>
     <w:p>
       <w:pPr>
-        <w:spacing w:after="120"/>
+        <w:spacing w:after="100"/>
       </w:pPr>
     </w:p>
     <w:p>
@@ -4609,9 +4611,9 @@
       <w:r>
         <w:rPr>
           <w:color w:val="C8D2E1"/>
-          <w:sz w:val="16"/>
-        </w:rPr>
-        <w:t>_________________________________________________________________________________</w:t>
+          <w:sz w:val="14"/>
+        </w:rPr>
+        <w:t>———————————————————————————————————————————————————————————————————————————</w:t>
       </w:r>
     </w:p>
     <w:p>
@@ -4646,6 +4648,7 @@
       <w:tblPr>
         <w:tblW w:type="auto" w:w="0"/>
         <w:jc w:val="center"/>
+        <w:tblLayout w:type="fixed"/>
         <w:tblLook w:firstColumn="1" w:firstRow="1" w:lastColumn="0" w:lastRow="0" w:noHBand="0" w:noVBand="1" w:val="04A0"/>
         <w:tblBorders>
           <w:top w:val="single" w:sz="4" w:space="0" w:color="E2E8F0"/>
@@ -4657,12 +4660,12 @@
         </w:tblBorders>
       </w:tblPr>
       <w:tblGrid>
-        <w:gridCol w:w="9029"/>
+        <w:gridCol w:w="9605"/>
       </w:tblGrid>
       <w:tr>
         <w:tc>
           <w:tcPr>
-            <w:tcW w:type="dxa" w:w="9029"/>
+            <w:tcW w:type="dxa" w:w="9504"/>
             <w:shd w:fill="F8F9FA"/>
             <w:tcMar>
               <w:top w:w="100" w:type="dxa"/>
@@ -4679,7 +4682,7 @@
               <w:rPr>
                 <w:rFonts w:ascii="Consolas" w:hAnsi="Consolas"/>
                 <w:color w:val="282828"/>
-                <w:sz w:val="18"/>
+                <w:sz w:val="17"/>
               </w:rPr>
               <w:t>================================================================================</w:t>
               <w:br/>
@@ -4739,9 +4742,9 @@
       <w:r>
         <w:rPr>
           <w:color w:val="C8D2E1"/>
-          <w:sz w:val="16"/>
-        </w:rPr>
-        <w:t>_________________________________________________________________________________</w:t>
+          <w:sz w:val="14"/>
+        </w:rPr>
+        <w:t>———————————————————————————————————————————————————————————————————————————</w:t>
       </w:r>
     </w:p>
     <w:p>
@@ -4795,18 +4798,11 @@
       <w:r>
         <w:rPr>
           <w:rFonts w:ascii="Calibri" w:hAnsi="Calibri"/>
-          <w:color w:val="262626"/>
+          <w:color w:val="2E75B6"/>
           <w:sz w:val="21"/>
-        </w:rPr>
-        <w:t>[</w:t>
-      </w:r>
-      <w:r>
-        <w:rPr>
-          <w:rFonts w:ascii="Consolas" w:hAnsi="Consolas"/>
-          <w:color w:val="A02828"/>
-          <w:sz w:val="20"/>
-        </w:rPr>
-        <w:t>005_STRUKTUR_KURIKULUM_8_SEMESTER_DAN_PEMINATAN.md</w:t>
+          <w:u w:val="single"/>
+        </w:rPr>
+        <w:t>`005_STRUKTUR_KURIKULUM_8_SEMESTER_DAN_PEMINATAN.md`</w:t>
       </w:r>
       <w:r>
         <w:rPr>
@@ -4814,7 +4810,7 @@
           <w:color w:val="262626"/>
           <w:sz w:val="21"/>
         </w:rPr>
-        <w:t>](file:///d:/!!MYDOCUMENTS2026/!!!SISTEKIN2026/!!BRAINSTORMING_KURIKULUM2026/KURIKULUM2026_REVISI/005_STRUKTUR_KURIKULUM_8_SEMESTER_DAN_PEMINATAN.md) (Master Struktur).</w:t>
+        <w:t xml:space="preserve"> (Master Struktur).</w:t>
       </w:r>
     </w:p>
     <w:p>
@@ -4825,18 +4821,11 @@
       <w:r>
         <w:rPr>
           <w:rFonts w:ascii="Calibri" w:hAnsi="Calibri"/>
-          <w:color w:val="262626"/>
+          <w:color w:val="2E75B6"/>
           <w:sz w:val="21"/>
-        </w:rPr>
-        <w:t>[</w:t>
-      </w:r>
-      <w:r>
-        <w:rPr>
-          <w:rFonts w:ascii="Consolas" w:hAnsi="Consolas"/>
-          <w:color w:val="A02828"/>
-          <w:sz w:val="20"/>
-        </w:rPr>
-        <w:t>007_FORMULASI_CPMK_DAN_SUB_CPMK_PORTFOLIO_LENGKAP.md</w:t>
+          <w:u w:val="single"/>
+        </w:rPr>
+        <w:t>`007_FORMULASI_CPMK_DAN_SUB_CPMK_PORTFOLIO_LENGKAP.md`</w:t>
       </w:r>
       <w:r>
         <w:rPr>
@@ -4844,7 +4833,7 @@
           <w:color w:val="262626"/>
           <w:sz w:val="21"/>
         </w:rPr>
-        <w:t>](file:///d:/!!MYDOCUMENTS2026/!!!SISTEKIN2026/!!BRAINSTORMING_KURIKULUM2026/KURIKULUM2026_REVISI/007_FORMULASI_CPMK_DAN_SUB_CPMK_PORTFOLIO_LENGKAP.md) (Silabus 3-Tabel 67 MK).</w:t>
+        <w:t xml:space="preserve"> (Silabus 3-Tabel 67 MK).</w:t>
       </w:r>
     </w:p>
     <w:p>
@@ -4855,18 +4844,11 @@
       <w:r>
         <w:rPr>
           <w:rFonts w:ascii="Calibri" w:hAnsi="Calibri"/>
-          <w:color w:val="262626"/>
+          <w:color w:val="2E75B6"/>
           <w:sz w:val="21"/>
-        </w:rPr>
-        <w:t>[</w:t>
-      </w:r>
-      <w:r>
-        <w:rPr>
-          <w:rFonts w:ascii="Consolas" w:hAnsi="Consolas"/>
-          <w:color w:val="A02828"/>
-          <w:sz w:val="20"/>
-        </w:rPr>
-        <w:t>035_RESTRUKTURISASI_KODE_MK_PEMINATAN_STA_STB_STC.md</w:t>
+          <w:u w:val="single"/>
+        </w:rPr>
+        <w:t>`035_RESTRUKTURISASI_KODE_MK_PEMINATAN_STA_STB_STC.md`</w:t>
       </w:r>
       <w:r>
         <w:rPr>
@@ -4874,7 +4856,7 @@
           <w:color w:val="262626"/>
           <w:sz w:val="21"/>
         </w:rPr>
-        <w:t>](file:///d:/!!MYDOCUMENTS2026/!!!SISTEKIN2026/!!BRAINSTORMING_KURIKULUM2026/KURIKULUM2026_REVISI/035_RESTRUKTURISASI_KODE_MK_PEMINATAN_STA_STB_STC.md) (Laporan Kebijakan Kodifikasi Peminatan).</w:t>
+        <w:t xml:space="preserve"> (Laporan Kebijakan Kodifikasi Peminatan).</w:t>
       </w:r>
     </w:p>
     <w:p>
@@ -4885,18 +4867,11 @@
       <w:r>
         <w:rPr>
           <w:rFonts w:ascii="Calibri" w:hAnsi="Calibri"/>
-          <w:color w:val="262626"/>
+          <w:color w:val="2E75B6"/>
           <w:sz w:val="21"/>
-        </w:rPr>
-        <w:t>[</w:t>
-      </w:r>
-      <w:r>
-        <w:rPr>
-          <w:rFonts w:ascii="Consolas" w:hAnsi="Consolas"/>
-          <w:color w:val="A02828"/>
-          <w:sz w:val="20"/>
-        </w:rPr>
-        <w:t>036_DEV_REPORT_DAN_LOG_RESTRUKTURISASI_KODE_PEMINATAN.md</w:t>
+          <w:u w:val="single"/>
+        </w:rPr>
+        <w:t>`036_DEV_REPORT_DAN_LOG_RESTRUKTURISASI_KODE_PEMINATAN.md`</w:t>
       </w:r>
       <w:r>
         <w:rPr>
@@ -4904,7 +4879,7 @@
           <w:color w:val="262626"/>
           <w:sz w:val="21"/>
         </w:rPr>
-        <w:t>](file:///d:/!!MYDOCUMENTS2026/!!!SISTEKIN2026/!!BRAINSTORMING_KURIKULUM2026/KURIKULUM2026_REVISI/036_DEV_REPORT_DAN_LOG_RESTRUKTURISASI_KODE_PEMINATAN.md) (Audit Trail Teknis).</w:t>
+        <w:t xml:space="preserve"> (Audit Trail Teknis).</w:t>
       </w:r>
     </w:p>
     <w:p>
@@ -4915,18 +4890,11 @@
       <w:r>
         <w:rPr>
           <w:rFonts w:ascii="Calibri" w:hAnsi="Calibri"/>
-          <w:color w:val="262626"/>
+          <w:color w:val="2E75B6"/>
           <w:sz w:val="21"/>
-        </w:rPr>
-        <w:t>[</w:t>
-      </w:r>
-      <w:r>
-        <w:rPr>
-          <w:rFonts w:ascii="Consolas" w:hAnsi="Consolas"/>
-          <w:color w:val="A02828"/>
-          <w:sz w:val="20"/>
-        </w:rPr>
-        <w:t>037_BOUNDARY_OF_TOPICS_DAN_MATRIKS_ANTI_OVERLAP_KURIKULUM.md</w:t>
+          <w:u w:val="single"/>
+        </w:rPr>
+        <w:t>`037_BOUNDARY_OF_TOPICS_DAN_MATRIKS_ANTI_OVERLAP_KURIKULUM.md`</w:t>
       </w:r>
       <w:r>
         <w:rPr>
@@ -4934,7 +4902,7 @@
           <w:color w:val="262626"/>
           <w:sz w:val="21"/>
         </w:rPr>
-        <w:t>](file:///d:/!!MYDOCUMENTS2026/!!!SISTEKIN2026/!!BRAINSTORMING_KURIKULUM2026/KURIKULUM2026_REVISI/037_BOUNDARY_OF_TOPICS_DAN_MATRIKS_ANTI_OVERLAP_KURIKULUM.md) (Instrumen Audit Mutu &amp; Guardrails).</w:t>
+        <w:t xml:space="preserve"> (Instrumen Audit Mutu &amp; Guardrails).</w:t>
       </w:r>
     </w:p>
     <w:p>
@@ -4945,18 +4913,11 @@
       <w:r>
         <w:rPr>
           <w:rFonts w:ascii="Calibri" w:hAnsi="Calibri"/>
-          <w:color w:val="262626"/>
+          <w:color w:val="2E75B6"/>
           <w:sz w:val="21"/>
-        </w:rPr>
-        <w:t>[</w:t>
-      </w:r>
-      <w:r>
-        <w:rPr>
-          <w:rFonts w:ascii="Consolas" w:hAnsi="Consolas"/>
-          <w:color w:val="A02828"/>
-          <w:sz w:val="20"/>
-        </w:rPr>
-        <w:t>042_LAPORAN_AUDIT_KESELARASAN_KURIKULUM_DAN_BOUNDARY_OF_TOPICS.md</w:t>
+          <w:u w:val="single"/>
+        </w:rPr>
+        <w:t>`042_LAPORAN_AUDIT_KESELARASAN_KURIKULUM_DAN_BOUNDARY_OF_TOPICS.md`</w:t>
       </w:r>
       <w:r>
         <w:rPr>
@@ -4964,7 +4925,7 @@
           <w:color w:val="262626"/>
           <w:sz w:val="21"/>
         </w:rPr>
-        <w:t>](file:///d:/!!MYDOCUMENTS2026/!!!SISTEKIN2026/!!BRAINSTORMING_KURIKULUM2026/KURIKULUM2026_REVISI/042_LAPORAN_AUDIT_KESELARASAN_KURIKULUM_DAN_BOUNDARY_OF_TOPICS.md) (Dokumen Ini).</w:t>
+        <w:t xml:space="preserve"> (Dokumen Ini).</w:t>
       </w:r>
     </w:p>
     <w:p>
@@ -5049,18 +5010,11 @@
       <w:r>
         <w:rPr>
           <w:rFonts w:ascii="Calibri" w:hAnsi="Calibri"/>
-          <w:color w:val="262626"/>
+          <w:color w:val="2E75B6"/>
           <w:sz w:val="21"/>
-        </w:rPr>
-        <w:t>[</w:t>
-      </w:r>
-      <w:r>
-        <w:rPr>
-          <w:rFonts w:ascii="Consolas" w:hAnsi="Consolas"/>
-          <w:color w:val="A02828"/>
-          <w:sz w:val="20"/>
-        </w:rPr>
-        <w:t>index.html</w:t>
+          <w:u w:val="single"/>
+        </w:rPr>
+        <w:t>`index.html`</w:t>
       </w:r>
       <w:r>
         <w:rPr>
@@ -5068,7 +5022,7 @@
           <w:color w:val="262626"/>
           <w:sz w:val="21"/>
         </w:rPr>
-        <w:t>](file:///d:/!!MYDOCUMENTS2026/!!!SISTEKIN2026/!!BRAINSTORMING_KURIKULUM2026/KURIKULUM2026_REVISI/index.html) (Portal web lokal dengan status live dan tautan ke seluruh 39 dokumen HTML).</w:t>
+        <w:t xml:space="preserve"> (Portal web lokal dengan status live dan tautan ke seluruh 39 dokumen HTML).</w:t>
       </w:r>
     </w:p>
     <w:p>
@@ -5078,9 +5032,9 @@
       <w:r>
         <w:rPr>
           <w:color w:val="C8D2E1"/>
-          <w:sz w:val="16"/>
-        </w:rPr>
-        <w:t>_________________________________________________________________________________</w:t>
+          <w:sz w:val="14"/>
+        </w:rPr>
+        <w:t>———————————————————————————————————————————————————————————————————————————</w:t>
       </w:r>
     </w:p>
     <w:p>
@@ -5135,9 +5089,9 @@
       <w:r>
         <w:rPr>
           <w:color w:val="C8D2E1"/>
-          <w:sz w:val="16"/>
-        </w:rPr>
-        <w:t>_________________________________________________________________________________</w:t>
+          <w:sz w:val="14"/>
+        </w:rPr>
+        <w:t>———————————————————————————————————————————————————————————————————————————</w:t>
       </w:r>
     </w:p>
     <w:p>
@@ -5169,13 +5123,53 @@
       </w:r>
     </w:p>
     <w:sectPr>
+      <w:headerReference w:type="default" r:id="rId9"/>
+      <w:footerReference w:type="default" r:id="rId10"/>
       <w:pgSz w:w="11909" w:h="16834"/>
-      <w:pgMar w:top="1440" w:right="1440" w:bottom="1440" w:left="1440" w:header="720" w:footer="720" w:gutter="0"/>
+      <w:pgMar w:top="1152" w:right="1152" w:bottom="1152" w:left="1152" w:header="720" w:footer="720" w:gutter="0"/>
       <w:cols w:space="720"/>
       <w:docGrid w:linePitch="360"/>
     </w:sectPr>
   </w:body>
 </w:document>
+</file>
+
+<file path=word/footer1.xml><?xml version="1.0" encoding="utf-8"?>
+<w:ftr xmlns:m="http://schemas.openxmlformats.org/officeDocument/2006/math" xmlns:mc="http://schemas.openxmlformats.org/markup-compatibility/2006" xmlns:mo="http://schemas.microsoft.com/office/mac/office/2008/main" xmlns:mv="urn:schemas-microsoft-com:mac:vml" xmlns:o="urn:schemas-microsoft-com:office:office" xmlns:r="http://schemas.openxmlformats.org/officeDocument/2006/relationships" xmlns:v="urn:schemas-microsoft-com:vml" xmlns:w10="urn:schemas-microsoft-com:office:word" xmlns:w14="http://schemas.microsoft.com/office/word/2010/wordml" xmlns:w="http://schemas.openxmlformats.org/wordprocessingml/2006/main" xmlns:wne="http://schemas.microsoft.com/office/word/2006/wordml" xmlns:wp14="http://schemas.microsoft.com/office/word/2010/wordprocessingDrawing" xmlns:wp="http://schemas.openxmlformats.org/drawingml/2006/wordprocessingDrawing" xmlns:wpc="http://schemas.microsoft.com/office/word/2010/wordprocessingCanvas" xmlns:wpg="http://schemas.microsoft.com/office/word/2010/wordprocessingGroup" xmlns:wpi="http://schemas.microsoft.com/office/word/2010/wordprocessingInk" xmlns:wps="http://schemas.microsoft.com/office/word/2010/wordprocessingShape" mc:Ignorable="w14 wp14">
+  <w:p>
+    <w:pPr>
+      <w:pStyle w:val="Footer"/>
+      <w:jc w:val="left"/>
+    </w:pPr>
+    <w:r>
+      <w:rPr>
+        <w:rFonts w:ascii="Calibri" w:hAnsi="Calibri"/>
+        <w:color w:val="646464"/>
+        <w:sz w:val="17"/>
+      </w:rPr>
+      <w:t>Buku Kurikulum KPT-OBE SISTEKIN 2026  |  FSTI Universitas Widyagama Malang</w:t>
+    </w:r>
+  </w:p>
+</w:ftr>
+</file>
+
+<file path=word/header1.xml><?xml version="1.0" encoding="utf-8"?>
+<w:hdr xmlns:m="http://schemas.openxmlformats.org/officeDocument/2006/math" xmlns:mc="http://schemas.openxmlformats.org/markup-compatibility/2006" xmlns:mo="http://schemas.microsoft.com/office/mac/office/2008/main" xmlns:mv="urn:schemas-microsoft-com:mac:vml" xmlns:o="urn:schemas-microsoft-com:office:office" xmlns:r="http://schemas.openxmlformats.org/officeDocument/2006/relationships" xmlns:v="urn:schemas-microsoft-com:vml" xmlns:w10="urn:schemas-microsoft-com:office:word" xmlns:w14="http://schemas.microsoft.com/office/word/2010/wordml" xmlns:w="http://schemas.openxmlformats.org/wordprocessingml/2006/main" xmlns:wne="http://schemas.microsoft.com/office/word/2006/wordml" xmlns:wp14="http://schemas.microsoft.com/office/word/2010/wordprocessingDrawing" xmlns:wp="http://schemas.openxmlformats.org/drawingml/2006/wordprocessingDrawing" xmlns:wpc="http://schemas.microsoft.com/office/word/2010/wordprocessingCanvas" xmlns:wpg="http://schemas.microsoft.com/office/word/2010/wordprocessingGroup" xmlns:wpi="http://schemas.microsoft.com/office/word/2010/wordprocessingInk" xmlns:wps="http://schemas.microsoft.com/office/word/2010/wordprocessingShape" mc:Ignorable="w14 wp14">
+  <w:p>
+    <w:pPr>
+      <w:pStyle w:val="Header"/>
+      <w:jc w:val="right"/>
+    </w:pPr>
+    <w:r>
+      <w:rPr>
+        <w:rFonts w:ascii="Calibri" w:hAnsi="Calibri"/>
+        <w:color w:val="646464"/>
+        <w:sz w:val="17"/>
+      </w:rPr>
+      <w:t>PROGRAM STUDI SISTEM DAN TEKNOLOGI INFORMASI (SISTEKIN) — FSTI UWG</w:t>
+    </w:r>
+  </w:p>
+</w:hdr>
 </file>
 
 <file path=word/numbering.xml><?xml version="1.0" encoding="utf-8"?>
